--- a/Ministry/Funding/CiC_Org_Funding_Bridge_Memo_V0_1_DRAFT.docx
+++ b/Ministry/Funding/CiC_Org_Funding_Bridge_Memo_V0_1_DRAFT.docx
@@ -36,6 +36,14 @@
           <w:color w:val="666666"/>
         </w:rPr>
         <w:t xml:space="preserve">DRAFT v0.1 — for Mark's reaction, not yet final  ·  July 8, 2026</w:t>
+      </w:r>
+    </w:p>
+    <w:p>
+      <w:r>
+        <w:rPr>
+          <w:b/>
+        </w:rPr>
+        <w:t>SUPERSEDED 2026-07-21 — this memo's own analysis and recommendation ("Nonprofit is where this ends up") were superseded by a later, deeper research pass that reached a different final decision: Faithways Studio, Inc., a Colorado Public Benefit Corporation, not a nonprofit. See Ministry/Organization/CiC_Nonprofit_Formation_Decision_Log.md (2026-07-21, final entry) for the actual decision and reasoning. Kept in place as the historical analysis that led there, not current guidance.</w:t>
       </w:r>
     </w:p>
     <w:p>
